--- a/rapport_modellering_VeeST.docx
+++ b/rapport_modellering_VeeST.docx
@@ -1088,7 +1088,7 @@
         <w:t xml:space="preserve">Taludhoek boven water rond de waterlijn</w:t>
       </w:r>
       <w:r>
-        <w:t xml:space="preserve">: tan⁻¹(hoogteverschil oever op 35 cm verticale afstand boven de waterlijn en waterlijn / horizontale afstand).</w:t>
+        <w:t xml:space="preserve">: tan⁻¹(hoogteverschil oever en waterlijn / horizontale afstand), waarbij van alle oeverpunten die minder dan 35 cm boven de waterlijn liggen het punt wordt genomen dat het verst van de waterlijn af ligt, met de insteek als maximale grens.</w:t>
       </w:r>
       <w:r>
         <w:t xml:space="preserve"> </w:t>
@@ -1126,7 +1126,7 @@
         <w:t xml:space="preserve">Taludhoek boven water</w:t>
       </w:r>
       <w:r>
-        <w:t xml:space="preserve">: tan⁻¹(hoogteverschil oever op 3 meter horizontale afstand van de waterlijn en waterlijn / horizontale afstand). Als de oever minder breed is dan 3 meter dan wordt het oeverpunt dat het verst van de waterlijn ligt genomen.</w:t>
+        <w:t xml:space="preserve">: tan⁻¹(hoogteverschil oever op 3 meter horizontale afstand van de waterlijn en waterlijn / horizontale afstand). Als de oever minder breed is dan 3 meter dan wordt het oeverpunt dat het verst van de waterlijn ligt genomen, met de insteek als maximale grens.</w:t>
       </w:r>
       <w:r>
         <w:t xml:space="preserve"> </w:t>
@@ -1218,23 +1218,297 @@
         <w:t xml:space="preserve">Daarnaast is de minimale draagkracht per zone berekend en de diepte waar deze is gemeten.</w:t>
       </w:r>
     </w:p>
-    <w:bookmarkEnd w:id="31"/>
-    <w:bookmarkEnd w:id="32"/>
-    <w:bookmarkStart w:id="33" w:name="vergelijking-meting-met-veensloottypen"/>
     <w:p>
       <w:pPr>
-        <w:pStyle w:val="Kop2"/>
-      </w:pPr>
-      <w:r>
-        <w:t xml:space="preserve">Vergelijking meting met veensloottypen</w:t>
+        <w:pStyle w:val="BodyText"/>
+      </w:pPr>
+      <w:r>
+        <w:rPr>
+          <w:b/>
+          <w:bCs/>
+        </w:rPr>
+        <w:t xml:space="preserve">Diagnostiek: spreiding draagkracht in de tijd versus tussen gebieden</w:t>
       </w:r>
     </w:p>
     <w:p>
       <w:pPr>
-        <w:pStyle w:val="FirstParagraph"/>
-      </w:pPr>
-      <w:r>
-        <w:t xml:space="preserve">De VeeST-meetlocaties zijn geselecteerd op basis van acht veensloottypen (clusters) die in de verkenningsfase ruimtelijk zijn bepaald op basis van vier GIS-variabelen: drooglegging (AHN3 maaiveld minus jaarrondstreefpeil uit NHI), waterbreedte, organisch stofgehalte (25 cm) en kleigehalte (25 cm). Om te beoordelen hoe representatief de veldmetingen zijn voor deze typen, zijn de gemeten abiotische waarden vergeleken met de GIS-clusterwaarden via twee complementaire analyses:</w:t>
+        <w:pStyle w:val="BodyText"/>
+      </w:pPr>
+      <w:r>
+        <w:t xml:space="preserve">Draagkracht perceel (50–80 cm diepte) en draagkracht oever worden in de erosieindex- en vernattingsrisico-componentenplots als diagnostisch paneel getoond (draagkracht perceel telt mee in de erosieindexformule; draagkracht oever niet). Om te beoordelen hoe stabiel deze maten zijn, is voor locaties (</w:t>
+      </w:r>
+      <w:r>
+        <w:rPr>
+          <w:rStyle w:val="VerbatimChar"/>
+        </w:rPr>
+        <w:t xml:space="preserve">SlootID</w:t>
+      </w:r>
+      <w:r>
+        <w:t xml:space="preserve">) met metingen in twee of meer jaren de standaarddeviatie over de tijd berekend (within-locatie spreiding) en vergeleken met de standaarddeviatie tussen gebiedsgemiddelden (tussen-gebied spreiding).</w:t>
+      </w:r>
+    </w:p>
+    <w:tbl>
+      <w:tblPr>
+        <w:tblStyle w:val="Table"/>
+        <w:tblW w:type="pct" w:w="5000"/>
+        <w:tblLayout w:type="fixed"/>
+        <w:tblLook w:firstRow="1" w:lastRow="0" w:firstColumn="0" w:lastColumn="0" w:noHBand="0" w:noVBand="0" w:val="0020"/>
+      </w:tblPr>
+      <w:tblGrid>
+        <w:gridCol w:w="1705"/>
+        <w:gridCol w:w="1644"/>
+        <w:gridCol w:w="1401"/>
+        <w:gridCol w:w="1523"/>
+        <w:gridCol w:w="1035"/>
+        <w:gridCol w:w="609"/>
+      </w:tblGrid>
+      <w:tr>
+        <w:trPr>
+          <w:tblHeader w:val="on"/>
+        </w:trPr>
+        <w:tc>
+          <w:tcPr/>
+          <w:p>
+            <w:pPr>
+              <w:pStyle w:val="Compact"/>
+              <w:jc w:val="left"/>
+            </w:pPr>
+            <w:r>
+              <w:t xml:space="preserve">Component</w:t>
+            </w:r>
+          </w:p>
+        </w:tc>
+        <w:tc>
+          <w:tcPr/>
+          <w:p>
+            <w:pPr>
+              <w:pStyle w:val="Compact"/>
+              <w:jc w:val="right"/>
+            </w:pPr>
+            <w:r>
+              <w:t xml:space="preserve">Aantal meerjarige locaties</w:t>
+            </w:r>
+          </w:p>
+        </w:tc>
+        <w:tc>
+          <w:tcPr/>
+          <w:p>
+            <w:pPr>
+              <w:pStyle w:val="Compact"/>
+              <w:jc w:val="right"/>
+            </w:pPr>
+            <w:r>
+              <w:t xml:space="preserve">Aantal locaties totaal</w:t>
+            </w:r>
+          </w:p>
+        </w:tc>
+        <w:tc>
+          <w:tcPr/>
+          <w:p>
+            <w:pPr>
+              <w:pStyle w:val="Compact"/>
+              <w:jc w:val="right"/>
+            </w:pPr>
+            <w:r>
+              <w:t xml:space="preserve">Within-locatie SD (tijd)</w:t>
+            </w:r>
+          </w:p>
+        </w:tc>
+        <w:tc>
+          <w:tcPr/>
+          <w:p>
+            <w:pPr>
+              <w:pStyle w:val="Compact"/>
+              <w:jc w:val="right"/>
+            </w:pPr>
+            <w:r>
+              <w:t xml:space="preserve">Tussen-gebied SD</w:t>
+            </w:r>
+          </w:p>
+        </w:tc>
+        <w:tc>
+          <w:tcPr/>
+          <w:p>
+            <w:pPr>
+              <w:pStyle w:val="Compact"/>
+              <w:jc w:val="right"/>
+            </w:pPr>
+            <w:r>
+              <w:t xml:space="preserve">Totale SD</w:t>
+            </w:r>
+          </w:p>
+        </w:tc>
+      </w:tr>
+      <w:tr>
+        <w:tc>
+          <w:tcPr/>
+          <w:p>
+            <w:pPr>
+              <w:pStyle w:val="Compact"/>
+              <w:jc w:val="left"/>
+            </w:pPr>
+            <w:r>
+              <w:t xml:space="preserve">Draagkracht perceel 50-80cm</w:t>
+            </w:r>
+          </w:p>
+        </w:tc>
+        <w:tc>
+          <w:tcPr/>
+          <w:p>
+            <w:pPr>
+              <w:pStyle w:val="Compact"/>
+              <w:jc w:val="right"/>
+            </w:pPr>
+            <w:r>
+              <w:t xml:space="preserve">101</w:t>
+            </w:r>
+          </w:p>
+        </w:tc>
+        <w:tc>
+          <w:tcPr/>
+          <w:p>
+            <w:pPr>
+              <w:pStyle w:val="Compact"/>
+              <w:jc w:val="right"/>
+            </w:pPr>
+            <w:r>
+              <w:t xml:space="preserve">266</w:t>
+            </w:r>
+          </w:p>
+        </w:tc>
+        <w:tc>
+          <w:tcPr/>
+          <w:p>
+            <w:pPr>
+              <w:pStyle w:val="Compact"/>
+              <w:jc w:val="right"/>
+            </w:pPr>
+            <w:r>
+              <w:t xml:space="preserve">0.110</w:t>
+            </w:r>
+          </w:p>
+        </w:tc>
+        <w:tc>
+          <w:tcPr/>
+          <w:p>
+            <w:pPr>
+              <w:pStyle w:val="Compact"/>
+              <w:jc w:val="right"/>
+            </w:pPr>
+            <w:r>
+              <w:t xml:space="preserve">0.104</w:t>
+            </w:r>
+          </w:p>
+        </w:tc>
+        <w:tc>
+          <w:tcPr/>
+          <w:p>
+            <w:pPr>
+              <w:pStyle w:val="Compact"/>
+              <w:jc w:val="right"/>
+            </w:pPr>
+            <w:r>
+              <w:t xml:space="preserve">0.188</w:t>
+            </w:r>
+          </w:p>
+        </w:tc>
+      </w:tr>
+      <w:tr>
+        <w:tc>
+          <w:tcPr/>
+          <w:p>
+            <w:pPr>
+              <w:pStyle w:val="Compact"/>
+              <w:jc w:val="left"/>
+            </w:pPr>
+            <w:r>
+              <w:t xml:space="preserve">Draagkracht oever</w:t>
+            </w:r>
+          </w:p>
+        </w:tc>
+        <w:tc>
+          <w:tcPr/>
+          <w:p>
+            <w:pPr>
+              <w:pStyle w:val="Compact"/>
+              <w:jc w:val="right"/>
+            </w:pPr>
+            <w:r>
+              <w:t xml:space="preserve">100</w:t>
+            </w:r>
+          </w:p>
+        </w:tc>
+        <w:tc>
+          <w:tcPr/>
+          <w:p>
+            <w:pPr>
+              <w:pStyle w:val="Compact"/>
+              <w:jc w:val="right"/>
+            </w:pPr>
+            <w:r>
+              <w:t xml:space="preserve">265</w:t>
+            </w:r>
+          </w:p>
+        </w:tc>
+        <w:tc>
+          <w:tcPr/>
+          <w:p>
+            <w:pPr>
+              <w:pStyle w:val="Compact"/>
+              <w:jc w:val="right"/>
+            </w:pPr>
+            <w:r>
+              <w:t xml:space="preserve">0.068</w:t>
+            </w:r>
+          </w:p>
+        </w:tc>
+        <w:tc>
+          <w:tcPr/>
+          <w:p>
+            <w:pPr>
+              <w:pStyle w:val="Compact"/>
+              <w:jc w:val="right"/>
+            </w:pPr>
+            <w:r>
+              <w:t xml:space="preserve">0.077</w:t>
+            </w:r>
+          </w:p>
+        </w:tc>
+        <w:tc>
+          <w:tcPr/>
+          <w:p>
+            <w:pPr>
+              <w:pStyle w:val="Compact"/>
+              <w:jc w:val="right"/>
+            </w:pPr>
+            <w:r>
+              <w:t xml:space="preserve">0.117</w:t>
+            </w:r>
+          </w:p>
+        </w:tc>
+      </w:tr>
+    </w:tbl>
+    <w:p>
+      <w:pPr>
+        <w:pStyle w:val="BodyText"/>
+      </w:pPr>
+      <w:r>
+        <w:t xml:space="preserve">Voor beide draagkrachtmaten is de spreiding binnen een locatie over de tijd van vergelijkbare orde van grootte als de spreiding tussen gebieden. Bij draagkracht perceel is de within-locatie spreiding zelfs licht groter dan de tussen-gebied spreiding; bij draagkracht oever is de tussen-gebied spreiding iets groter dan de within-locatie spreiding, maar het verschil is klein. Dit betekent dat een deel van de verschillen die in de gebieds-boxplots zichtbaar zijn, niet uitsluitend structurele verschillen tussen gebieden weerspiegelt, maar mede door jaar-op-jaar-variatie op dezelfde locatie kan worden verklaard (bijvoorbeeld door seizoensinvloeden, meetvariatie of lokale veranderingen).</w:t>
+      </w:r>
+    </w:p>
+    <w:p>
+      <w:pPr>
+        <w:pStyle w:val="BodyText"/>
+      </w:pPr>
+      <w:r>
+        <w:rPr>
+          <w:b/>
+          <w:bCs/>
+        </w:rPr>
+        <w:t xml:space="preserve">Koebelasting drinkende koeien</w:t>
+      </w:r>
+      <w:r>
+        <w:t xml:space="preserve">: deze afgeleide variabele geeft een proxy voor de belasting van de oever door koeien die uit de sloot drinken (relevant voor vertrapping en begrazing van de oever). De afleiding volgt een beslisregel op basis van vier brondata: aanwezigheid van afrastering langs de sloot, of koeien al dan niet uit de sloot drinken, aanwezigheid van drinkbakken, en het aantal koeien/koedagen per perceel:</w:t>
       </w:r>
     </w:p>
     <w:p>
@@ -1246,6 +1520,202 @@
         </w:numPr>
       </w:pPr>
       <w:r>
+        <w:t xml:space="preserve">Is de sloot (deels) afgerasterd (</w:t>
+      </w:r>
+      <w:r>
+        <w:rPr>
+          <w:rStyle w:val="VerbatimChar"/>
+        </w:rPr>
+        <w:t xml:space="preserve">uitraster_perc_slootid</w:t>
+      </w:r>
+      <w:r>
+        <w:t xml:space="preserve"> </w:t>
+      </w:r>
+      <w:r>
+        <w:t xml:space="preserve">&gt; 0%), dan wordt de koebelasting op 0 gezet — koeien hebben dan geen toegang tot het water.</w:t>
+      </w:r>
+    </w:p>
+    <w:p>
+      <w:pPr>
+        <w:pStyle w:val="Compact"/>
+        <w:numPr>
+          <w:ilvl w:val="0"/>
+          <w:numId w:val="1002"/>
+        </w:numPr>
+      </w:pPr>
+      <w:r>
+        <w:t xml:space="preserve">Is bekend dat koeien niet uit de sloot drinken (</w:t>
+      </w:r>
+      <w:r>
+        <w:rPr>
+          <w:rStyle w:val="VerbatimChar"/>
+        </w:rPr>
+        <w:t xml:space="preserve">Koeien_drinken_sloot</w:t>
+      </w:r>
+      <w:r>
+        <w:t xml:space="preserve">), dan wordt de koebelasting eveneens op 0 gezet.</w:t>
+      </w:r>
+    </w:p>
+    <w:p>
+      <w:pPr>
+        <w:pStyle w:val="Compact"/>
+        <w:numPr>
+          <w:ilvl w:val="0"/>
+          <w:numId w:val="1002"/>
+        </w:numPr>
+      </w:pPr>
+      <w:r>
+        <w:t xml:space="preserve">Ontbreken het aantal koeien per perceel per dag of het aantal koedagen per jaar, dan is de koebelasting onbekend (NA).</w:t>
+      </w:r>
+    </w:p>
+    <w:p>
+      <w:pPr>
+        <w:pStyle w:val="Compact"/>
+        <w:numPr>
+          <w:ilvl w:val="0"/>
+          <w:numId w:val="1002"/>
+        </w:numPr>
+      </w:pPr>
+      <w:r>
+        <w:t xml:space="preserve">In overige gevallen wordt de koebelasting berekend als:</w:t>
+      </w:r>
+    </w:p>
+    <w:p>
+      <w:pPr>
+        <w:pStyle w:val="FirstParagraph"/>
+      </w:pPr>
+      <m:oMathPara>
+        <m:oMathParaPr>
+          <m:jc m:val="center"/>
+        </m:oMathParaPr>
+        <m:oMath>
+          <m:r>
+            <m:rPr>
+              <m:nor/>
+              <m:sty m:val="p"/>
+            </m:rPr>
+            <m:t>Koebelasting</m:t>
+          </m:r>
+          <m:r>
+            <m:rPr>
+              <m:sty m:val="p"/>
+            </m:rPr>
+            <m:t>=</m:t>
+          </m:r>
+          <m:r>
+            <m:rPr>
+              <m:nor/>
+              <m:sty m:val="p"/>
+            </m:rPr>
+            <m:t>Aantal koeien/perceel/dag</m:t>
+          </m:r>
+          <m:r>
+            <m:rPr>
+              <m:sty m:val="p"/>
+            </m:rPr>
+            <m:t>×</m:t>
+          </m:r>
+          <m:f>
+            <m:fPr>
+              <m:type m:val="bar"/>
+            </m:fPr>
+            <m:num>
+              <m:r>
+                <m:rPr>
+                  <m:nor/>
+                  <m:sty m:val="p"/>
+                </m:rPr>
+                <m:t>Aantal koedagen/jaar</m:t>
+              </m:r>
+            </m:num>
+            <m:den>
+              <m:r>
+                <m:t>365</m:t>
+              </m:r>
+            </m:den>
+          </m:f>
+          <m:r>
+            <m:rPr>
+              <m:sty m:val="p"/>
+            </m:rPr>
+            <m:t>×</m:t>
+          </m:r>
+          <m:r>
+            <m:rPr>
+              <m:nor/>
+              <m:sty m:val="p"/>
+            </m:rPr>
+            <m:t>Natte omtrek oever</m:t>
+          </m:r>
+        </m:oMath>
+      </m:oMathPara>
+    </w:p>
+    <w:p>
+      <w:pPr>
+        <w:pStyle w:val="FirstParagraph"/>
+      </w:pPr>
+      <w:r>
+        <w:t xml:space="preserve">waarbij de natte omtrek van de oever (</w:t>
+      </w:r>
+      <w:r>
+        <w:rPr>
+          <w:rStyle w:val="VerbatimChar"/>
+        </w:rPr>
+        <w:t xml:space="preserve">omtrek_nat</w:t>
+      </w:r>
+      <w:r>
+        <w:t xml:space="preserve">) een maat is voor hoeveel slootoever daadwerkelijk bereikbaar is voor drinkende koeien. Vrij-tekstwaarden voor drinkgedrag en drinkbakaanwezigheid (bijv.</w:t>
+      </w:r>
+      <w:r>
+        <w:t xml:space="preserve"> </w:t>
+      </w:r>
+      <w:r>
+        <w:t xml:space="preserve">“ja”</w:t>
+      </w:r>
+      <w:r>
+        <w:t xml:space="preserve">/</w:t>
+      </w:r>
+      <w:r>
+        <w:t xml:space="preserve">“nee”</w:t>
+      </w:r>
+      <w:r>
+        <w:t xml:space="preserve">/</w:t>
+      </w:r>
+      <w:r>
+        <w:t xml:space="preserve">“onbekend”</w:t>
+      </w:r>
+      <w:r>
+        <w:t xml:space="preserve">-varianten) zijn eerst genormaliseerd naar TRUE/FALSE/NA.</w:t>
+      </w:r>
+    </w:p>
+    <w:bookmarkEnd w:id="31"/>
+    <w:bookmarkEnd w:id="32"/>
+    <w:bookmarkStart w:id="33" w:name="vergelijking-meting-met-veensloottypen"/>
+    <w:p>
+      <w:pPr>
+        <w:pStyle w:val="Kop2"/>
+      </w:pPr>
+      <w:r>
+        <w:t xml:space="preserve">Vergelijking meting met veensloottypen</w:t>
+      </w:r>
+    </w:p>
+    <w:p>
+      <w:pPr>
+        <w:pStyle w:val="FirstParagraph"/>
+      </w:pPr>
+      <w:r>
+        <w:t xml:space="preserve">De VeeST-meetlocaties zijn geselecteerd op basis van acht veensloottypen (clusters) die in de verkenningsfase ruimtelijk zijn bepaald op basis van vier GIS-variabelen: drooglegging (AHN3 maaiveld minus jaarrondstreefpeil uit NHI), waterbreedte, organisch stofgehalte (25 cm) en kleigehalte (25 cm). Om te beoordelen hoe representatief de veldmetingen zijn voor deze typen, zijn de gemeten abiotische waarden vergeleken met de GIS-clusterwaarden via twee complementaire analyses:</w:t>
+      </w:r>
+    </w:p>
+    <w:p>
+      <w:pPr>
+        <w:pStyle w:val="Compact"/>
+        <w:numPr>
+          <w:ilvl w:val="0"/>
+          <w:numId w:val="1003"/>
+        </w:numPr>
+      </w:pPr>
+      <w:r>
         <w:rPr>
           <w:b/>
           <w:bCs/>
@@ -1261,7 +1731,7 @@
         <w:pStyle w:val="Compact"/>
         <w:numPr>
           <w:ilvl w:val="0"/>
-          <w:numId w:val="1002"/>
+          <w:numId w:val="1003"/>
         </w:numPr>
       </w:pPr>
       <w:r>
@@ -1346,97 +1816,11 @@
         <w:pStyle w:val="Compact"/>
         <w:numPr>
           <w:ilvl w:val="0"/>
-          <w:numId w:val="1003"/>
+          <w:numId w:val="1004"/>
         </w:numPr>
       </w:pPr>
       <w:r>
         <w:t xml:space="preserve">Splitsing: 60% train / 20% validatie / 20% test</w:t>
-      </w:r>
-    </w:p>
-    <w:p>
-      <w:pPr>
-        <w:pStyle w:val="Compact"/>
-        <w:numPr>
-          <w:ilvl w:val="0"/>
-          <w:numId w:val="1003"/>
-        </w:numPr>
-      </w:pPr>
-      <w:r>
-        <w:t xml:space="preserve">Early stopping na 20 rondes zonder verbetering op de validatieset (niet de testset)</w:t>
-      </w:r>
-    </w:p>
-    <w:p>
-      <w:pPr>
-        <w:pStyle w:val="Compact"/>
-        <w:numPr>
-          <w:ilvl w:val="0"/>
-          <w:numId w:val="1003"/>
-        </w:numPr>
-      </w:pPr>
-      <w:r>
-        <w:t xml:space="preserve">Maximale boostronden: 500; leersnelheid (eta): 0.05; maximale boomdiepte: 4</w:t>
-      </w:r>
-    </w:p>
-    <w:p>
-      <w:pPr>
-        <w:pStyle w:val="Compact"/>
-        <w:numPr>
-          <w:ilvl w:val="0"/>
-          <w:numId w:val="1003"/>
-        </w:numPr>
-      </w:pPr>
-      <w:r>
-        <w:t xml:space="preserve">Regularisatie: L2 (lambda = 2), minimaal bladgewicht (min_child_weight = 5), minimale splitwinst (gamma = 0.1)</w:t>
-      </w:r>
-    </w:p>
-    <w:p>
-      <w:pPr>
-        <w:pStyle w:val="Compact"/>
-        <w:numPr>
-          <w:ilvl w:val="0"/>
-          <w:numId w:val="1003"/>
-        </w:numPr>
-      </w:pPr>
-      <w:r>
-        <w:t xml:space="preserve">Subsampling: 80% rijen en kolommen per boom</w:t>
-      </w:r>
-    </w:p>
-    <w:p>
-      <w:pPr>
-        <w:pStyle w:val="FirstParagraph"/>
-      </w:pPr>
-      <w:r>
-        <w:t xml:space="preserve">De predictorimportantie is bepaald op twee manieren: via de ingebouwde Gain-maatstaf (informatiewinst per splitsing) en via permutation importance op de validatieset (gemiddelde RMSE-stijging bij het willekeurig permuteren van een kolom, herhaald over 5 replicaties).</w:t>
-      </w:r>
-    </w:p>
-    <w:bookmarkEnd w:id="34"/>
-    <w:bookmarkStart w:id="35" w:name="random-forest"/>
-    <w:p>
-      <w:pPr>
-        <w:pStyle w:val="Kop2"/>
-      </w:pPr>
-      <w:r>
-        <w:t xml:space="preserve">Random Forest</w:t>
-      </w:r>
-    </w:p>
-    <w:p>
-      <w:pPr>
-        <w:pStyle w:val="FirstParagraph"/>
-      </w:pPr>
-      <w:r>
-        <w:t xml:space="preserve">Random Forest is geïmplementeerd met het</w:t>
-      </w:r>
-      <w:r>
-        <w:t xml:space="preserve"> </w:t>
-      </w:r>
-      <w:r>
-        <w:rPr>
-          <w:rStyle w:val="VerbatimChar"/>
-        </w:rPr>
-        <w:t xml:space="preserve">ranger</w:t>
-      </w:r>
-      <w:r>
-        <w:t xml:space="preserve">-package. Instellingen:</w:t>
       </w:r>
     </w:p>
     <w:p>
@@ -1448,6 +1832,92 @@
         </w:numPr>
       </w:pPr>
       <w:r>
+        <w:t xml:space="preserve">Early stopping na 20 rondes zonder verbetering op de validatieset (niet de testset)</w:t>
+      </w:r>
+    </w:p>
+    <w:p>
+      <w:pPr>
+        <w:pStyle w:val="Compact"/>
+        <w:numPr>
+          <w:ilvl w:val="0"/>
+          <w:numId w:val="1004"/>
+        </w:numPr>
+      </w:pPr>
+      <w:r>
+        <w:t xml:space="preserve">Maximale boostronden: 500; leersnelheid (eta): 0.05; maximale boomdiepte: 4</w:t>
+      </w:r>
+    </w:p>
+    <w:p>
+      <w:pPr>
+        <w:pStyle w:val="Compact"/>
+        <w:numPr>
+          <w:ilvl w:val="0"/>
+          <w:numId w:val="1004"/>
+        </w:numPr>
+      </w:pPr>
+      <w:r>
+        <w:t xml:space="preserve">Regularisatie: L2 (lambda = 2), minimaal bladgewicht (min_child_weight = 5), minimale splitwinst (gamma = 0.1)</w:t>
+      </w:r>
+    </w:p>
+    <w:p>
+      <w:pPr>
+        <w:pStyle w:val="Compact"/>
+        <w:numPr>
+          <w:ilvl w:val="0"/>
+          <w:numId w:val="1004"/>
+        </w:numPr>
+      </w:pPr>
+      <w:r>
+        <w:t xml:space="preserve">Subsampling: 80% rijen en kolommen per boom</w:t>
+      </w:r>
+    </w:p>
+    <w:p>
+      <w:pPr>
+        <w:pStyle w:val="FirstParagraph"/>
+      </w:pPr>
+      <w:r>
+        <w:t xml:space="preserve">De predictorimportantie is bepaald op twee manieren: via de ingebouwde Gain-maatstaf (informatiewinst per splitsing) en via permutation importance op de validatieset (gemiddelde RMSE-stijging bij het willekeurig permuteren van een kolom, herhaald over 5 replicaties).</w:t>
+      </w:r>
+    </w:p>
+    <w:bookmarkEnd w:id="34"/>
+    <w:bookmarkStart w:id="35" w:name="random-forest"/>
+    <w:p>
+      <w:pPr>
+        <w:pStyle w:val="Kop2"/>
+      </w:pPr>
+      <w:r>
+        <w:t xml:space="preserve">Random Forest</w:t>
+      </w:r>
+    </w:p>
+    <w:p>
+      <w:pPr>
+        <w:pStyle w:val="FirstParagraph"/>
+      </w:pPr>
+      <w:r>
+        <w:t xml:space="preserve">Random Forest is geïmplementeerd met het</w:t>
+      </w:r>
+      <w:r>
+        <w:t xml:space="preserve"> </w:t>
+      </w:r>
+      <w:r>
+        <w:rPr>
+          <w:rStyle w:val="VerbatimChar"/>
+        </w:rPr>
+        <w:t xml:space="preserve">ranger</w:t>
+      </w:r>
+      <w:r>
+        <w:t xml:space="preserve">-package. Instellingen:</w:t>
+      </w:r>
+    </w:p>
+    <w:p>
+      <w:pPr>
+        <w:pStyle w:val="Compact"/>
+        <w:numPr>
+          <w:ilvl w:val="0"/>
+          <w:numId w:val="1005"/>
+        </w:numPr>
+      </w:pPr>
+      <w:r>
         <w:t xml:space="preserve">Splitsing:</w:t>
       </w:r>
       <w:r>
@@ -1484,7 +1954,7 @@
         <w:pStyle w:val="Compact"/>
         <w:numPr>
           <w:ilvl w:val="0"/>
-          <w:numId w:val="1004"/>
+          <w:numId w:val="1005"/>
         </w:numPr>
       </w:pPr>
       <w:r>
@@ -1543,7 +2013,7 @@
         <w:pStyle w:val="Compact"/>
         <w:numPr>
           <w:ilvl w:val="0"/>
-          <w:numId w:val="1004"/>
+          <w:numId w:val="1005"/>
         </w:numPr>
       </w:pPr>
       <w:r>
@@ -1571,7 +2041,7 @@
         <w:pStyle w:val="Compact"/>
         <w:numPr>
           <w:ilvl w:val="0"/>
-          <w:numId w:val="1004"/>
+          <w:numId w:val="1005"/>
         </w:numPr>
       </w:pPr>
       <w:r>
@@ -1594,72 +2064,6 @@
       </w:pPr>
       <w:r>
         <w:t xml:space="preserve">Om te testen of modellen generaliseren naar ruimtelijk nieuwe gebieden is een leave-one-waterschap-out cross-validatie uitgevoerd voor zowel XGBoost als Random Forest. Per fold wordt één waterschap volledig uit de trainset gehouden en als testset gebruikt. Correcties toegepast:</w:t>
-      </w:r>
-    </w:p>
-    <w:p>
-      <w:pPr>
-        <w:pStyle w:val="Compact"/>
-        <w:numPr>
-          <w:ilvl w:val="0"/>
-          <w:numId w:val="1005"/>
-        </w:numPr>
-      </w:pPr>
-      <w:r>
-        <w:t xml:space="preserve">Folds met minder dan 3 testlocaties of minder dan 20 trainlocaties zijn weggelaten</w:t>
-      </w:r>
-    </w:p>
-    <w:p>
-      <w:pPr>
-        <w:pStyle w:val="Compact"/>
-        <w:numPr>
-          <w:ilvl w:val="0"/>
-          <w:numId w:val="1005"/>
-        </w:numPr>
-      </w:pPr>
-      <w:r>
-        <w:t xml:space="preserve">Waterschappen met minder dan 10 testlocaties zijn uitgesloten van de R²-plot (te klein voor betrouwbare schatting)</w:t>
-      </w:r>
-    </w:p>
-    <w:p>
-      <w:pPr>
-        <w:pStyle w:val="Compact"/>
-        <w:numPr>
-          <w:ilvl w:val="0"/>
-          <w:numId w:val="1005"/>
-        </w:numPr>
-      </w:pPr>
-      <w:r>
-        <w:t xml:space="preserve">RMSE% (RMSE als percentage van het gemiddelde van de doelvariabele) is gebruikt voor vergelijkbaarheid tussen targets met verschillende eenheden</w:t>
-      </w:r>
-    </w:p>
-    <w:bookmarkEnd w:id="36"/>
-    <w:bookmarkStart w:id="37" w:name="gam-met-ruimtelijke-smoothing"/>
-    <w:p>
-      <w:pPr>
-        <w:pStyle w:val="Kop2"/>
-      </w:pPr>
-      <w:r>
-        <w:t xml:space="preserve">GAM met ruimtelijke smoothing</w:t>
-      </w:r>
-    </w:p>
-    <w:p>
-      <w:pPr>
-        <w:pStyle w:val="FirstParagraph"/>
-      </w:pPr>
-      <w:r>
-        <w:t xml:space="preserve">Als aanvullend interpretatiemodel is per target een Generalized Additive Model (GAM) gefit met</w:t>
-      </w:r>
-      <w:r>
-        <w:t xml:space="preserve"> </w:t>
-      </w:r>
-      <w:r>
-        <w:rPr>
-          <w:rStyle w:val="VerbatimChar"/>
-        </w:rPr>
-        <w:t xml:space="preserve">mgcv::gam</w:t>
-      </w:r>
-      <w:r>
-        <w:t xml:space="preserve">, uitgerust met:</w:t>
       </w:r>
     </w:p>
     <w:p>
@@ -1671,7 +2075,7 @@
         </w:numPr>
       </w:pPr>
       <w:r>
-        <w:t xml:space="preserve">Univariate smooths voor de top-5 predictoren in het XG-Boost model (op basis van permutation importance)</w:t>
+        <w:t xml:space="preserve">Folds met minder dan 3 testlocaties of minder dan 20 trainlocaties zijn weggelaten</w:t>
       </w:r>
     </w:p>
     <w:p>
@@ -1683,6 +2087,72 @@
         </w:numPr>
       </w:pPr>
       <w:r>
+        <w:t xml:space="preserve">Waterschappen met minder dan 10 testlocaties zijn uitgesloten van de R²-plot (te klein voor betrouwbare schatting)</w:t>
+      </w:r>
+    </w:p>
+    <w:p>
+      <w:pPr>
+        <w:pStyle w:val="Compact"/>
+        <w:numPr>
+          <w:ilvl w:val="0"/>
+          <w:numId w:val="1006"/>
+        </w:numPr>
+      </w:pPr>
+      <w:r>
+        <w:t xml:space="preserve">RMSE% (RMSE als percentage van het gemiddelde van de doelvariabele) is gebruikt voor vergelijkbaarheid tussen targets met verschillende eenheden</w:t>
+      </w:r>
+    </w:p>
+    <w:bookmarkEnd w:id="36"/>
+    <w:bookmarkStart w:id="37" w:name="gam-met-ruimtelijke-smoothing"/>
+    <w:p>
+      <w:pPr>
+        <w:pStyle w:val="Kop2"/>
+      </w:pPr>
+      <w:r>
+        <w:t xml:space="preserve">GAM met ruimtelijke smoothing</w:t>
+      </w:r>
+    </w:p>
+    <w:p>
+      <w:pPr>
+        <w:pStyle w:val="FirstParagraph"/>
+      </w:pPr>
+      <w:r>
+        <w:t xml:space="preserve">Als aanvullend interpretatiemodel is per target een Generalized Additive Model (GAM) gefit met</w:t>
+      </w:r>
+      <w:r>
+        <w:t xml:space="preserve"> </w:t>
+      </w:r>
+      <w:r>
+        <w:rPr>
+          <w:rStyle w:val="VerbatimChar"/>
+        </w:rPr>
+        <w:t xml:space="preserve">mgcv::gam</w:t>
+      </w:r>
+      <w:r>
+        <w:t xml:space="preserve">, uitgerust met:</w:t>
+      </w:r>
+    </w:p>
+    <w:p>
+      <w:pPr>
+        <w:pStyle w:val="Compact"/>
+        <w:numPr>
+          <w:ilvl w:val="0"/>
+          <w:numId w:val="1007"/>
+        </w:numPr>
+      </w:pPr>
+      <w:r>
+        <w:t xml:space="preserve">Univariate smooths voor de top-5 predictoren in het XG-Boost model (op basis van permutation importance)</w:t>
+      </w:r>
+    </w:p>
+    <w:p>
+      <w:pPr>
+        <w:pStyle w:val="Compact"/>
+        <w:numPr>
+          <w:ilvl w:val="0"/>
+          <w:numId w:val="1007"/>
+        </w:numPr>
+      </w:pPr>
+      <w:r>
         <w:t xml:space="preserve">Een tweedimensionale ruimtelijke smooth</w:t>
       </w:r>
       <w:r>
@@ -1706,7 +2176,7 @@
         <w:pStyle w:val="Compact"/>
         <w:numPr>
           <w:ilvl w:val="0"/>
-          <w:numId w:val="1006"/>
+          <w:numId w:val="1007"/>
         </w:numPr>
       </w:pPr>
       <w:r>
@@ -1856,7 +2326,7 @@
         <w:pStyle w:val="Compact"/>
         <w:numPr>
           <w:ilvl w:val="0"/>
-          <w:numId w:val="1007"/>
+          <w:numId w:val="1008"/>
         </w:numPr>
       </w:pPr>
       <w:r>
@@ -1875,7 +2345,7 @@
         <w:pStyle w:val="Compact"/>
         <w:numPr>
           <w:ilvl w:val="0"/>
-          <w:numId w:val="1007"/>
+          <w:numId w:val="1008"/>
         </w:numPr>
       </w:pPr>
       <w:r>
@@ -2517,7 +2987,7 @@
                     <w:jc w:val="center"/>
                   </w:pPr>
                   <w:r>
-                    <w:t xml:space="preserve">Slibdikte (m)</w:t>
+                    <w:t xml:space="preserve">P-AL slib (mg P2O5/100g)</w:t>
                   </w:r>
                 </w:p>
               </w:tc>
@@ -2530,7 +3000,7 @@
                     <w:jc w:val="center"/>
                   </w:pPr>
                   <w:r>
-                    <w:t xml:space="preserve">36.1</w:t>
+                    <w:t xml:space="preserve">47.7</w:t>
                   </w:r>
                 </w:p>
               </w:tc>
@@ -2543,7 +3013,7 @@
                     <w:jc w:val="center"/>
                   </w:pPr>
                   <w:r>
-                    <w:t xml:space="preserve">0.227 m</w:t>
+                    <w:t xml:space="preserve">23.493 mg P2O5/100g</w:t>
                   </w:r>
                 </w:p>
               </w:tc>
@@ -2556,7 +3026,7 @@
                     <w:jc w:val="center"/>
                   </w:pPr>
                   <w:r>
-                    <w:t xml:space="preserve">37.3</w:t>
+                    <w:t xml:space="preserve">62.3</w:t>
                   </w:r>
                 </w:p>
               </w:tc>
@@ -2569,7 +3039,7 @@
                     <w:jc w:val="center"/>
                   </w:pPr>
                   <w:r>
-                    <w:t xml:space="preserve">0.263 m</w:t>
+                    <w:t xml:space="preserve">21.107 mg P2O5/100g</w:t>
                   </w:r>
                 </w:p>
               </w:tc>
@@ -2597,7 +3067,7 @@
                     <w:jc w:val="center"/>
                   </w:pPr>
                   <w:r>
-                    <w:t xml:space="preserve">P-AL slib (mg P2O5/100g)</w:t>
+                    <w:t xml:space="preserve">Soortensamenstelling Helofyten</w:t>
                   </w:r>
                 </w:p>
               </w:tc>
@@ -2610,7 +3080,7 @@
                     <w:jc w:val="center"/>
                   </w:pPr>
                   <w:r>
-                    <w:t xml:space="preserve">59.9</w:t>
+                    <w:t xml:space="preserve">10.4</w:t>
                   </w:r>
                 </w:p>
               </w:tc>
@@ -2623,7 +3093,7 @@
                     <w:jc w:val="center"/>
                   </w:pPr>
                   <w:r>
-                    <w:t xml:space="preserve">21.174 mg P2O5/100g</w:t>
+                    <w:t xml:space="preserve">0.196 -</w:t>
                   </w:r>
                 </w:p>
               </w:tc>
@@ -2636,7 +3106,7 @@
                     <w:jc w:val="center"/>
                   </w:pPr>
                   <w:r>
-                    <w:t xml:space="preserve">35.9</w:t>
+                    <w:t xml:space="preserve">28.3</w:t>
                   </w:r>
                 </w:p>
               </w:tc>
@@ -2649,7 +3119,7 @@
                     <w:jc w:val="center"/>
                   </w:pPr>
                   <w:r>
-                    <w:t xml:space="preserve">27.305 mg P2O5/100g</w:t>
+                    <w:t xml:space="preserve">0.192 -</w:t>
                   </w:r>
                 </w:p>
               </w:tc>
@@ -2662,7 +3132,7 @@
                     <w:jc w:val="center"/>
                   </w:pPr>
                   <w:r>
-                    <w:t xml:space="preserve">XGBoost</w:t>
+                    <w:t xml:space="preserve">RF</w:t>
                   </w:r>
                 </w:p>
               </w:tc>
@@ -2677,7 +3147,7 @@
                     <w:jc w:val="center"/>
                   </w:pPr>
                   <w:r>
-                    <w:t xml:space="preserve">Soortensamenstelling Hydrofyten</w:t>
+                    <w:t xml:space="preserve">Oeverindex</w:t>
                   </w:r>
                 </w:p>
               </w:tc>
@@ -2690,7 +3160,7 @@
                     <w:jc w:val="center"/>
                   </w:pPr>
                   <w:r>
-                    <w:t xml:space="preserve">48.3</w:t>
+                    <w:t xml:space="preserve">14.5</w:t>
                   </w:r>
                 </w:p>
               </w:tc>
@@ -2703,7 +3173,7 @@
                     <w:jc w:val="center"/>
                   </w:pPr>
                   <w:r>
-                    <w:t xml:space="preserve">0.213 -</w:t>
+                    <w:t xml:space="preserve">1.069 -</w:t>
                   </w:r>
                 </w:p>
               </w:tc>
@@ -2716,7 +3186,7 @@
                     <w:jc w:val="center"/>
                   </w:pPr>
                   <w:r>
-                    <w:t xml:space="preserve">26.8</w:t>
+                    <w:t xml:space="preserve">25.6</w:t>
                   </w:r>
                 </w:p>
               </w:tc>
@@ -2729,7 +3199,7 @@
                     <w:jc w:val="center"/>
                   </w:pPr>
                   <w:r>
-                    <w:t xml:space="preserve">0.221 -</w:t>
+                    <w:t xml:space="preserve">0.972 -</w:t>
                   </w:r>
                 </w:p>
               </w:tc>
@@ -2742,7 +3212,7 @@
                     <w:jc w:val="center"/>
                   </w:pPr>
                   <w:r>
-                    <w:t xml:space="preserve">XGBoost</w:t>
+                    <w:t xml:space="preserve">RF</w:t>
                   </w:r>
                 </w:p>
               </w:tc>
@@ -2757,7 +3227,7 @@
                     <w:jc w:val="center"/>
                   </w:pPr>
                   <w:r>
-                    <w:t xml:space="preserve">Aantal waterplantensoorten</w:t>
+                    <w:t xml:space="preserve">Draagkracht oever (MPa)</w:t>
                   </w:r>
                 </w:p>
               </w:tc>
@@ -2770,7 +3240,7 @@
                     <w:jc w:val="center"/>
                   </w:pPr>
                   <w:r>
-                    <w:t xml:space="preserve">12.1</w:t>
+                    <w:t xml:space="preserve">23.0</w:t>
                   </w:r>
                 </w:p>
               </w:tc>
@@ -2783,7 +3253,7 @@
                     <w:jc w:val="center"/>
                   </w:pPr>
                   <w:r>
-                    <w:t xml:space="preserve">1.349 soorten</w:t>
+                    <w:t xml:space="preserve">0.114 MPa</w:t>
                   </w:r>
                 </w:p>
               </w:tc>
@@ -2796,7 +3266,7 @@
                     <w:jc w:val="center"/>
                   </w:pPr>
                   <w:r>
-                    <w:t xml:space="preserve">24.2</w:t>
+                    <w:t xml:space="preserve">18.9</w:t>
                   </w:r>
                 </w:p>
               </w:tc>
@@ -2809,7 +3279,7 @@
                     <w:jc w:val="center"/>
                   </w:pPr>
                   <w:r>
-                    <w:t xml:space="preserve">1.638 soorten</w:t>
+                    <w:t xml:space="preserve">0.186 MPa</w:t>
                   </w:r>
                 </w:p>
               </w:tc>
@@ -2822,7 +3292,7 @@
                     <w:jc w:val="center"/>
                   </w:pPr>
                   <w:r>
-                    <w:t xml:space="preserve">RF</w:t>
+                    <w:t xml:space="preserve">XGBoost</w:t>
                   </w:r>
                 </w:p>
               </w:tc>
@@ -2837,7 +3307,7 @@
                     <w:jc w:val="center"/>
                   </w:pPr>
                   <w:r>
-                    <w:t xml:space="preserve">Redox slib bij pH7 (mV)</w:t>
+                    <w:t xml:space="preserve">Slibdikte (m)</w:t>
                   </w:r>
                 </w:p>
               </w:tc>
@@ -2850,7 +3320,7 @@
                     <w:jc w:val="center"/>
                   </w:pPr>
                   <w:r>
-                    <w:t xml:space="preserve">27.9</w:t>
+                    <w:t xml:space="preserve">31.2</w:t>
                   </w:r>
                 </w:p>
               </w:tc>
@@ -2863,7 +3333,7 @@
                     <w:jc w:val="center"/>
                   </w:pPr>
                   <w:r>
-                    <w:t xml:space="preserve">86.075 mV</w:t>
+                    <w:t xml:space="preserve">0.312 m</w:t>
                   </w:r>
                 </w:p>
               </w:tc>
@@ -2876,7 +3346,7 @@
                     <w:jc w:val="center"/>
                   </w:pPr>
                   <w:r>
-                    <w:t xml:space="preserve">19.1</w:t>
+                    <w:t xml:space="preserve">17.1</w:t>
                   </w:r>
                 </w:p>
               </w:tc>
@@ -2889,7 +3359,7 @@
                     <w:jc w:val="center"/>
                   </w:pPr>
                   <w:r>
-                    <w:t xml:space="preserve">106.312 mV</w:t>
+                    <w:t xml:space="preserve">0.213 m</w:t>
                   </w:r>
                 </w:p>
               </w:tc>
@@ -2917,7 +3387,7 @@
                     <w:jc w:val="center"/>
                   </w:pPr>
                   <w:r>
-                    <w:t xml:space="preserve">Soortensamenstelling Helofyten</w:t>
+                    <w:t xml:space="preserve">Aantal oeversoorten</w:t>
                   </w:r>
                 </w:p>
               </w:tc>
@@ -2930,7 +3400,7 @@
                     <w:jc w:val="center"/>
                   </w:pPr>
                   <w:r>
-                    <w:t xml:space="preserve">24.7</w:t>
+                    <w:t xml:space="preserve">12.5</w:t>
                   </w:r>
                 </w:p>
               </w:tc>
@@ -2943,7 +3413,7 @@
                     <w:jc w:val="center"/>
                   </w:pPr>
                   <w:r>
-                    <w:t xml:space="preserve">0.249 -</w:t>
+                    <w:t xml:space="preserve">2.91 soorten</w:t>
                   </w:r>
                 </w:p>
               </w:tc>
@@ -2956,7 +3426,7 @@
                     <w:jc w:val="center"/>
                   </w:pPr>
                   <w:r>
-                    <w:t xml:space="preserve">7.2</w:t>
+                    <w:t xml:space="preserve">6.4</w:t>
                   </w:r>
                 </w:p>
               </w:tc>
@@ -2969,7 +3439,7 @@
                     <w:jc w:val="center"/>
                   </w:pPr>
                   <w:r>
-                    <w:t xml:space="preserve">0.202 -</w:t>
+                    <w:t xml:space="preserve">3.172 soorten</w:t>
                   </w:r>
                 </w:p>
               </w:tc>
@@ -2997,7 +3467,7 @@
                     <w:jc w:val="center"/>
                   </w:pPr>
                   <w:r>
-                    <w:t xml:space="preserve">Oeverindex</w:t>
+                    <w:t xml:space="preserve">Soortensamenstelling Hydrofyten</w:t>
                   </w:r>
                 </w:p>
               </w:tc>
@@ -3010,7 +3480,7 @@
                     <w:jc w:val="center"/>
                   </w:pPr>
                   <w:r>
-                    <w:t xml:space="preserve">32.8</w:t>
+                    <w:t xml:space="preserve">16.2</w:t>
                   </w:r>
                 </w:p>
               </w:tc>
@@ -3023,7 +3493,7 @@
                     <w:jc w:val="center"/>
                   </w:pPr>
                   <w:r>
-                    <w:t xml:space="preserve">0.987 -</w:t>
+                    <w:t xml:space="preserve">0.236 -</w:t>
                   </w:r>
                 </w:p>
               </w:tc>
@@ -3036,7 +3506,7 @@
                     <w:jc w:val="center"/>
                   </w:pPr>
                   <w:r>
-                    <w:t xml:space="preserve">2.5</w:t>
+                    <w:t xml:space="preserve">-5.4</w:t>
                   </w:r>
                 </w:p>
               </w:tc>
@@ -3049,7 +3519,7 @@
                     <w:jc w:val="center"/>
                   </w:pPr>
                   <w:r>
-                    <w:t xml:space="preserve">1.164 -</w:t>
+                    <w:t xml:space="preserve">0.231 -</w:t>
                   </w:r>
                 </w:p>
               </w:tc>
@@ -3077,7 +3547,7 @@
                     <w:jc w:val="center"/>
                   </w:pPr>
                   <w:r>
-                    <w:t xml:space="preserve">Bedekking ondergedoken planten (%)</w:t>
+                    <w:t xml:space="preserve">Aantal waterplantensoorten</w:t>
                   </w:r>
                 </w:p>
               </w:tc>
@@ -3090,7 +3560,7 @@
                     <w:jc w:val="center"/>
                   </w:pPr>
                   <w:r>
-                    <w:t xml:space="preserve">2.1</w:t>
+                    <w:t xml:space="preserve">1.3</w:t>
                   </w:r>
                 </w:p>
               </w:tc>
@@ -3103,7 +3573,7 @@
                     <w:jc w:val="center"/>
                   </w:pPr>
                   <w:r>
-                    <w:t xml:space="preserve">28.671 %</w:t>
+                    <w:t xml:space="preserve">1.388 soorten</w:t>
                   </w:r>
                 </w:p>
               </w:tc>
@@ -3116,7 +3586,7 @@
                     <w:jc w:val="center"/>
                   </w:pPr>
                   <w:r>
-                    <w:t xml:space="preserve">-2.2</w:t>
+                    <w:t xml:space="preserve">-27.5</w:t>
                   </w:r>
                 </w:p>
               </w:tc>
@@ -3129,7 +3599,7 @@
                     <w:jc w:val="center"/>
                   </w:pPr>
                   <w:r>
-                    <w:t xml:space="preserve">29.942 %</w:t>
+                    <w:t xml:space="preserve">1.042 soorten</w:t>
                   </w:r>
                 </w:p>
               </w:tc>
@@ -3157,7 +3627,7 @@
                     <w:jc w:val="center"/>
                   </w:pPr>
                   <w:r>
-                    <w:t xml:space="preserve">Aantal oeversoorten</w:t>
+                    <w:t xml:space="preserve">Redox slib bij pH7 (mV)</w:t>
                   </w:r>
                 </w:p>
               </w:tc>
@@ -3170,7 +3640,7 @@
                     <w:jc w:val="center"/>
                   </w:pPr>
                   <w:r>
-                    <w:t xml:space="preserve">6.0</w:t>
+                    <w:t xml:space="preserve">40.3</w:t>
                   </w:r>
                 </w:p>
               </w:tc>
@@ -3183,7 +3653,7 @@
                     <w:jc w:val="center"/>
                   </w:pPr>
                   <w:r>
-                    <w:t xml:space="preserve">3.141 soorten</w:t>
+                    <w:t xml:space="preserve">66.348 mV</w:t>
                   </w:r>
                 </w:p>
               </w:tc>
@@ -3196,7 +3666,7 @@
                     <w:jc w:val="center"/>
                   </w:pPr>
                   <w:r>
-                    <w:t xml:space="preserve">-5.5</w:t>
+                    <w:t xml:space="preserve">-29.6</w:t>
                   </w:r>
                 </w:p>
               </w:tc>
@@ -3209,7 +3679,7 @@
                     <w:jc w:val="center"/>
                   </w:pPr>
                   <w:r>
-                    <w:t xml:space="preserve">3.288 soorten</w:t>
+                    <w:t xml:space="preserve">127.452 mV</w:t>
                   </w:r>
                 </w:p>
               </w:tc>
@@ -3237,7 +3707,7 @@
                     <w:jc w:val="center"/>
                   </w:pPr>
                   <w:r>
-                    <w:t xml:space="preserve">Draagkracht oever (MPa)</w:t>
+                    <w:t xml:space="preserve">Bedekking ondergedoken planten (%)</w:t>
                   </w:r>
                 </w:p>
               </w:tc>
@@ -3250,7 +3720,7 @@
                     <w:jc w:val="center"/>
                   </w:pPr>
                   <w:r>
-                    <w:t xml:space="preserve">0.7</w:t>
+                    <w:t xml:space="preserve">7.8</w:t>
                   </w:r>
                 </w:p>
               </w:tc>
@@ -3263,7 +3733,7 @@
                     <w:jc w:val="center"/>
                   </w:pPr>
                   <w:r>
-                    <w:t xml:space="preserve">0.175 MPa</w:t>
+                    <w:t xml:space="preserve">24.91 %</w:t>
                   </w:r>
                 </w:p>
               </w:tc>
@@ -3276,7 +3746,7 @@
                     <w:jc w:val="center"/>
                   </w:pPr>
                   <w:r>
-                    <w:t xml:space="preserve">-99.8</w:t>
+                    <w:t xml:space="preserve">-80.3</w:t>
                   </w:r>
                 </w:p>
               </w:tc>
@@ -3289,7 +3759,7 @@
                     <w:jc w:val="center"/>
                   </w:pPr>
                   <w:r>
-                    <w:t xml:space="preserve">0.142 MPa</w:t>
+                    <w:t xml:space="preserve">18.127 %</w:t>
                   </w:r>
                 </w:p>
               </w:tc>
@@ -3766,7 +4236,7 @@
                     <w:jc w:val="center"/>
                   </w:pPr>
                   <w:r>
-                    <w:t xml:space="preserve">15.2</w:t>
+                    <w:t xml:space="preserve">9.7</w:t>
                   </w:r>
                 </w:p>
               </w:tc>
@@ -3779,7 +4249,7 @@
                     <w:jc w:val="center"/>
                   </w:pPr>
                   <w:r>
-                    <w:t xml:space="preserve">27.5</w:t>
+                    <w:t xml:space="preserve">19.7</w:t>
                   </w:r>
                 </w:p>
               </w:tc>
@@ -3794,7 +4264,7 @@
                     <w:jc w:val="center"/>
                   </w:pPr>
                   <w:r>
-                    <w:t xml:space="preserve">Draagkracht oever (MPa)</w:t>
+                    <w:t xml:space="preserve">Aantal oeversoorten</w:t>
                   </w:r>
                 </w:p>
               </w:tc>
@@ -3807,7 +4277,7 @@
                     <w:jc w:val="center"/>
                   </w:pPr>
                   <w:r>
-                    <w:t xml:space="preserve">1.3</w:t>
+                    <w:t xml:space="preserve">0.8</w:t>
                   </w:r>
                 </w:p>
               </w:tc>
@@ -3820,7 +4290,7 @@
                     <w:jc w:val="center"/>
                   </w:pPr>
                   <w:r>
-                    <w:t xml:space="preserve">12.3</w:t>
+                    <w:t xml:space="preserve">10.4</w:t>
                   </w:r>
                 </w:p>
               </w:tc>
@@ -3835,7 +4305,7 @@
                     <w:jc w:val="center"/>
                   </w:pPr>
                   <w:r>
-                    <w:t xml:space="preserve">Aantal oeversoorten</w:t>
+                    <w:t xml:space="preserve">Draagkracht oever (MPa)</w:t>
                   </w:r>
                 </w:p>
               </w:tc>
@@ -3848,7 +4318,7 @@
                     <w:jc w:val="center"/>
                   </w:pPr>
                   <w:r>
-                    <w:t xml:space="preserve">-5.9</w:t>
+                    <w:t xml:space="preserve">0.6</w:t>
                   </w:r>
                 </w:p>
               </w:tc>
@@ -3861,7 +4331,7 @@
                     <w:jc w:val="center"/>
                   </w:pPr>
                   <w:r>
-                    <w:t xml:space="preserve">2.6</w:t>
+                    <w:t xml:space="preserve">7.3</w:t>
                   </w:r>
                 </w:p>
               </w:tc>
@@ -3889,7 +4359,7 @@
                     <w:jc w:val="center"/>
                   </w:pPr>
                   <w:r>
-                    <w:t xml:space="preserve">-25.1</w:t>
+                    <w:t xml:space="preserve">-24.5</w:t>
                   </w:r>
                 </w:p>
               </w:tc>
@@ -3902,7 +4372,7 @@
                     <w:jc w:val="center"/>
                   </w:pPr>
                   <w:r>
-                    <w:t xml:space="preserve">7.2</w:t>
+                    <w:t xml:space="preserve">17.1</w:t>
                   </w:r>
                 </w:p>
               </w:tc>
@@ -3917,7 +4387,7 @@
                     <w:jc w:val="center"/>
                   </w:pPr>
                   <w:r>
-                    <w:t xml:space="preserve">Redox slib bij pH7 (mV)</w:t>
+                    <w:t xml:space="preserve">Aantal waterplantensoorten</w:t>
                   </w:r>
                 </w:p>
               </w:tc>
@@ -3930,7 +4400,7 @@
                     <w:jc w:val="center"/>
                   </w:pPr>
                   <w:r>
-                    <w:t xml:space="preserve">-33.7</w:t>
+                    <w:t xml:space="preserve">-37.8</w:t>
                   </w:r>
                 </w:p>
               </w:tc>
@@ -3943,7 +4413,7 @@
                     <w:jc w:val="center"/>
                   </w:pPr>
                   <w:r>
-                    <w:t xml:space="preserve">17.2</w:t>
+                    <w:t xml:space="preserve">1.1</w:t>
                   </w:r>
                 </w:p>
               </w:tc>
@@ -3958,7 +4428,7 @@
                     <w:jc w:val="center"/>
                   </w:pPr>
                   <w:r>
-                    <w:t xml:space="preserve">Slibdikte (m)</w:t>
+                    <w:t xml:space="preserve">P-AL slib (mg P2O5/100g)</w:t>
                   </w:r>
                 </w:p>
               </w:tc>
@@ -3971,7 +4441,7 @@
                     <w:jc w:val="center"/>
                   </w:pPr>
                   <w:r>
-                    <w:t xml:space="preserve">-35.0</w:t>
+                    <w:t xml:space="preserve">-42.5</w:t>
                   </w:r>
                 </w:p>
               </w:tc>
@@ -3984,7 +4454,7 @@
                     <w:jc w:val="center"/>
                   </w:pPr>
                   <w:r>
-                    <w:t xml:space="preserve">14.1</w:t>
+                    <w:t xml:space="preserve">23.6</w:t>
                   </w:r>
                 </w:p>
               </w:tc>
@@ -3999,7 +4469,7 @@
                     <w:jc w:val="center"/>
                   </w:pPr>
                   <w:r>
-                    <w:t xml:space="preserve">Aantal waterplantensoorten</w:t>
+                    <w:t xml:space="preserve">Redox slib bij pH7 (mV)</w:t>
                   </w:r>
                 </w:p>
               </w:tc>
@@ -4012,7 +4482,7 @@
                     <w:jc w:val="center"/>
                   </w:pPr>
                   <w:r>
-                    <w:t xml:space="preserve">-38.1</w:t>
+                    <w:t xml:space="preserve">-46.5</w:t>
                   </w:r>
                 </w:p>
               </w:tc>
@@ -4025,7 +4495,7 @@
                     <w:jc w:val="center"/>
                   </w:pPr>
                   <w:r>
-                    <w:t xml:space="preserve">7.4</w:t>
+                    <w:t xml:space="preserve">22.8</w:t>
                   </w:r>
                 </w:p>
               </w:tc>
@@ -4040,7 +4510,7 @@
                     <w:jc w:val="center"/>
                   </w:pPr>
                   <w:r>
-                    <w:t xml:space="preserve">P-AL slib (mg P2O5/100g)</w:t>
+                    <w:t xml:space="preserve">Slibdikte (m)</w:t>
                   </w:r>
                 </w:p>
               </w:tc>
@@ -4053,7 +4523,7 @@
                     <w:jc w:val="center"/>
                   </w:pPr>
                   <w:r>
-                    <w:t xml:space="preserve">-42.0</w:t>
+                    <w:t xml:space="preserve">-53.4</w:t>
                   </w:r>
                 </w:p>
               </w:tc>
@@ -4066,7 +4536,7 @@
                     <w:jc w:val="center"/>
                   </w:pPr>
                   <w:r>
-                    <w:t xml:space="preserve">24.1</w:t>
+                    <w:t xml:space="preserve">8.1</w:t>
                   </w:r>
                 </w:p>
               </w:tc>
@@ -4094,7 +4564,7 @@
                     <w:jc w:val="center"/>
                   </w:pPr>
                   <w:r>
-                    <w:t xml:space="preserve">-11151.1</w:t>
+                    <w:t xml:space="preserve">-9295.9</w:t>
                   </w:r>
                 </w:p>
               </w:tc>
@@ -4107,7 +4577,7 @@
                     <w:jc w:val="center"/>
                   </w:pPr>
                   <w:r>
-                    <w:t xml:space="preserve">2.7</w:t>
+                    <w:t xml:space="preserve">2.1</w:t>
                   </w:r>
                 </w:p>
               </w:tc>
@@ -4135,7 +4605,7 @@
                     <w:jc w:val="center"/>
                   </w:pPr>
                   <w:r>
-                    <w:t xml:space="preserve">-430207.0</w:t>
+                    <w:t xml:space="preserve">-321866.3</w:t>
                   </w:r>
                 </w:p>
               </w:tc>
@@ -4148,7 +4618,7 @@
                     <w:jc w:val="center"/>
                   </w:pPr>
                   <w:r>
-                    <w:t xml:space="preserve">6.2</w:t>
+                    <w:t xml:space="preserve">7.5</w:t>
                   </w:r>
                 </w:p>
               </w:tc>
@@ -4407,7 +4877,7 @@
         <w:pStyle w:val="Compact"/>
         <w:numPr>
           <w:ilvl w:val="0"/>
-          <w:numId w:val="1008"/>
+          <w:numId w:val="1009"/>
         </w:numPr>
       </w:pPr>
       <w:r>
@@ -4445,7 +4915,7 @@
         <w:pStyle w:val="Compact"/>
         <w:numPr>
           <w:ilvl w:val="0"/>
-          <w:numId w:val="1008"/>
+          <w:numId w:val="1009"/>
         </w:numPr>
       </w:pPr>
       <w:r>
@@ -4483,7 +4953,7 @@
         <w:pStyle w:val="Compact"/>
         <w:numPr>
           <w:ilvl w:val="0"/>
-          <w:numId w:val="1008"/>
+          <w:numId w:val="1009"/>
         </w:numPr>
       </w:pPr>
       <w:r>
@@ -4505,7 +4975,7 @@
         <w:pStyle w:val="Compact"/>
         <w:numPr>
           <w:ilvl w:val="0"/>
-          <w:numId w:val="1008"/>
+          <w:numId w:val="1009"/>
         </w:numPr>
       </w:pPr>
       <w:r>
@@ -5924,6 +6394,9 @@
     <w:abstractNumId w:val="991"/>
   </w:num>
   <w:num w:numId="1002">
+    <w:abstractNumId w:val="991"/>
+  </w:num>
+  <w:num w:numId="1003">
     <w:abstractNumId w:val="99411"/>
     <w:lvlOverride w:ilvl="0">
       <w:startOverride w:val="1"/>
@@ -5953,9 +6426,6 @@
       <w:startOverride w:val="1"/>
     </w:lvlOverride>
   </w:num>
-  <w:num w:numId="1003">
-    <w:abstractNumId w:val="991"/>
-  </w:num>
   <w:num w:numId="1004">
     <w:abstractNumId w:val="991"/>
   </w:num>
@@ -5969,6 +6439,9 @@
     <w:abstractNumId w:val="991"/>
   </w:num>
   <w:num w:numId="1008">
+    <w:abstractNumId w:val="991"/>
+  </w:num>
+  <w:num w:numId="1009">
     <w:abstractNumId w:val="991"/>
   </w:num>
 </w:numbering>
